--- a/deliverables/Тест-план MVP - pulse!.docx
+++ b/deliverables/Тест-план MVP - pulse!.docx
@@ -86,7 +86,7 @@
           </w:tcPr>
           <w:p>
             <w:r>
-              <w:t>Профиль игрока, загрузку .osu/.osz, анализ карты и модов, предварительный прогноз, проверку входных данных. Связь: REQ-01, 02, 05, 06, 09, 15; AC-01..03 из Canvas. Персональный отчет по навыкам и качество на будущих играх требуют отдельной проверки.</w:t>
+              <w:t>Профиль игрока, загрузку .osu/.osz, анализ карты и модов, ML accuracy, предварительный прогноз прохождения и проверку входных данных. Связь: REQ-01, 02, 05, 06, 09, 15; AC-01..03 из Canvas. Персональный отчет по навыкам и качество на будущих играх требуют отдельной проверки.</w:t>
             </w:r>
           </w:p>
         </w:tc>
@@ -333,7 +333,7 @@
           </w:tcPr>
           <w:p>
             <w:r>
-              <w:t>Анализ и предварительный прогноз</w:t>
+              <w:t>Анализ и ML accuracy</w:t>
             </w:r>
           </w:p>
         </w:tc>
@@ -343,7 +343,7 @@
           </w:tcPr>
           <w:p>
             <w:r>
-              <w:t>5.57 звезд; 96% pass; 92.1% accuracy</w:t>
+              <w:t>5.57 звезд; 96% pass предварительно; 91.1% accuracy по ML</w:t>
             </w:r>
           </w:p>
         </w:tc>
@@ -353,7 +353,7 @@
           </w:tcPr>
           <w:p>
             <w:r>
-              <w:t>Проверено через API</w:t>
+              <w:t>Проверено через API и браузер</w:t>
             </w:r>
           </w:p>
         </w:tc>
@@ -375,7 +375,7 @@
           </w:tcPr>
           <w:p>
             <w:r>
-              <w:t>Моды меняют расчет</w:t>
+              <w:t>Моды меняют расчет; выход за диапазон обучения учитывается</w:t>
             </w:r>
           </w:p>
         </w:tc>
@@ -385,7 +385,7 @@
           </w:tcPr>
           <w:p>
             <w:r>
-              <w:t>8.05 звезд; 36% pass; 83.8% accuracy</w:t>
+              <w:t>8.05 звезд; 36% pass; 83.8% accuracy. Для accuracy используется предварительный расчет, статус out_of_range</w:t>
             </w:r>
           </w:p>
         </w:tc>
@@ -395,7 +395,7 @@
           </w:tcPr>
           <w:p>
             <w:r>
-              <w:t>Проверено через API</w:t>
+              <w:t>Проверено через API и браузер</w:t>
             </w:r>
           </w:p>
         </w:tc>
@@ -407,7 +407,7 @@
           </w:tcPr>
           <w:p>
             <w:r>
-              <w:t>Статус модели</w:t>
+              <w:t>Статус моделей</w:t>
             </w:r>
           </w:p>
         </w:tc>
@@ -417,7 +417,7 @@
           </w:tcPr>
           <w:p>
             <w:r>
-              <w:t>При нехватке обучающих попыток модель не выдается за проверенную</w:t>
+              <w:t>Прохождение требует неудач; accuracy может обучаться отдельно на best</w:t>
             </w:r>
           </w:p>
         </w:tc>
@@ -427,7 +427,7 @@
           </w:tcPr>
           <w:p>
             <w:r>
-              <w:t>insufficient_data; используется предварительный расчет</w:t>
+              <w:t>Прохождение: insufficient_data. Accuracy: trained, best_scores; предупреждение об отборе удачных игр видно</w:t>
             </w:r>
           </w:p>
         </w:tc>
@@ -437,7 +437,49 @@
           </w:tcPr>
           <w:p>
             <w:r>
-              <w:t>Проверено через API</w:t>
+              <w:t>Проверено через API и браузер</w:t>
+            </w:r>
+          </w:p>
+        </w:tc>
+      </w:tr>
+      <w:tr>
+        <w:tc>
+          <w:tcPr>
+            <w:tcW w:type="dxa" w:w="2550"/>
+          </w:tcPr>
+          <w:p>
+            <w:r>
+              <w:t>Качество ML accuracy</w:t>
+            </w:r>
+          </w:p>
+        </w:tc>
+        <w:tc>
+          <w:tcPr>
+            <w:tcW w:type="dxa" w:w="2550"/>
+          </w:tcPr>
+          <w:p>
+            <w:r>
+              <w:t>MAE на других картах ниже среднего accuracy</w:t>
+            </w:r>
+          </w:p>
+        </w:tc>
+        <w:tc>
+          <w:tcPr>
+            <w:tcW w:type="dxa" w:w="2550"/>
+          </w:tcPr>
+          <w:p>
+            <w:r>
+              <w:t>97 best; 25 карт вне обучения; MAE 1.8831 п.п. против 2.6372 п.п. у среднего</w:t>
+            </w:r>
+          </w:p>
+        </w:tc>
+        <w:tc>
+          <w:tcPr>
+            <w:tcW w:type="dxa" w:w="2550"/>
+          </w:tcPr>
+          <w:p>
+            <w:r>
+              <w:t>Внутренняя проверка; будущие игры не проверены</w:t>
             </w:r>
           </w:p>
         </w:tc>
@@ -469,7 +511,7 @@
           </w:tcPr>
           <w:p>
             <w:r>
-              <w:t>10 passed; 1 предупреждение зависимости</w:t>
+              <w:t>12 passed; 1 предупреждение зависимости</w:t>
             </w:r>
           </w:p>
         </w:tc>
@@ -491,7 +533,7 @@
           </w:tcPr>
           <w:p>
             <w:r>
-              <w:t>Ручной путь</w:t>
+              <w:t>Путь в браузере</w:t>
             </w:r>
           </w:p>
         </w:tc>
@@ -501,7 +543,7 @@
           </w:tcPr>
           <w:p>
             <w:r>
-              <w:t>Участник открывает сайт, загружает файл, видит отчет</w:t>
+              <w:t>Открытие сайта, загрузка файла, обучение, переключение DT</w:t>
             </w:r>
           </w:p>
         </w:tc>
@@ -511,7 +553,7 @@
           </w:tcPr>
           <w:p>
             <w:r>
-              <w:t>Карта .data/demo-map-4864861.osu подготовлена</w:t>
+              <w:t>Playwright: все действия выполнены, ошибок JavaScript нет</w:t>
             </w:r>
           </w:p>
         </w:tc>
@@ -521,7 +563,7 @@
           </w:tcPr>
           <w:p>
             <w:r>
-              <w:t>Показать на занятии</w:t>
+              <w:t>Автоматически проверено в браузере</w:t>
             </w:r>
           </w:p>
         </w:tc>
